--- a/RFI-Docs/TPs -- SVAC HEARING ON RURAL HEALTH.docx
+++ b/RFI-Docs/TPs -- SVAC HEARING ON RURAL HEALTH.docx
@@ -4,11 +4,125 @@
   <w:body>
     <w:p>
       <w:pPr>
+        <w:jc w:val="left"/>
+      </w:pPr>
+      <w:r>
+        <w:rPr>
+          <w:color w:val="646464"/>
+          <w:sz w:val="18"/>
+        </w:rPr>
+        <w:t>Document: TPs -- SVAC HEARING ON RURAL HEALTH.docx</w:t>
+      </w:r>
+    </w:p>
+    <w:p>
+      <w:pPr>
+        <w:jc w:val="left"/>
+      </w:pPr>
+      <w:r>
+        <w:rPr>
+          <w:color w:val="646464"/>
+          <w:sz w:val="18"/>
+        </w:rPr>
+        <w:t>Title: Talking Points on rural health for U.S. Senate Committee on Veterans Affairs</w:t>
+      </w:r>
+    </w:p>
+    <w:p>
+      <w:pPr>
+        <w:jc w:val="left"/>
+      </w:pPr>
+      <w:r>
+        <w:rPr>
+          <w:color w:val="646464"/>
+          <w:sz w:val="18"/>
+        </w:rPr>
+        <w:t>Topic: Rural Health | Type: Talking Points</w:t>
+      </w:r>
+    </w:p>
+    <w:p>
+      <w:pPr>
+        <w:jc w:val="left"/>
+      </w:pPr>
+      <w:r>
+        <w:rPr>
+          <w:color w:val="646464"/>
+          <w:sz w:val="18"/>
+        </w:rPr>
+        <w:t>Created: 2024-04-22 | By: Richman, Michael (VACO)</w:t>
+      </w:r>
+    </w:p>
+    <w:p>
+      <w:pPr>
+        <w:jc w:val="left"/>
+      </w:pPr>
+      <w:r>
+        <w:rPr>
+          <w:color w:val="646464"/>
+          <w:sz w:val="18"/>
+        </w:rPr>
+        <w:t>Modified: 2024-07-19 | By: Richman, Michael (VACO)</w:t>
+      </w:r>
+    </w:p>
+    <w:p>
+      <w:pPr>
+        <w:jc w:val="left"/>
+      </w:pPr>
+      <w:r>
+        <w:rPr>
+          <w:color w:val="C8C8C8"/>
+          <w:sz w:val="16"/>
+        </w:rPr>
+        <w:t>────────────────────────────────────────────────────────────────────────────────</w:t>
+      </w:r>
+    </w:p>
+    <w:p>
+      <w:pPr>
+        <w:jc w:val="left"/>
+      </w:pPr>
+      <w:r/>
+    </w:p>
+    <w:p>
+      <w:pPr>
+        <w:jc w:val="left"/>
+      </w:pPr>
+      <w:r>
+        <w:rPr>
+          <w:color w:val="646464"/>
+          <w:sz w:val="18"/>
+        </w:rPr>
+        <w:t>Topic: Rural Health | Type: Talking Points</w:t>
+      </w:r>
+    </w:p>
+    <w:p>
+      <w:pPr>
+        <w:jc w:val="left"/>
+      </w:pPr>
+      <w:r>
+        <w:rPr>
+          <w:color w:val="646464"/>
+          <w:sz w:val="18"/>
+        </w:rPr>
+        <w:t>Created: 2024-04-22 | By: Richman, Michael (VACO)</w:t>
+      </w:r>
+    </w:p>
+    <w:p>
+      <w:pPr>
+        <w:jc w:val="left"/>
+      </w:pPr>
+      <w:r>
+        <w:rPr>
+          <w:color w:val="646464"/>
+          <w:sz w:val="18"/>
+        </w:rPr>
+        <w:t>Modified: 2024-07-19 | By: Richman, Michael (VACO)</w:t>
+      </w:r>
+    </w:p>
+    <w:p>
+      <w:pPr>
         <w:pStyle w:val="xmsonormal"/>
         <w:pBdr>
           <w:bottom w:val="single" w:sz="4" w:space="1" w:color="auto"/>
         </w:pBdr>
-        <w:jc w:val="center"/>
+        <w:jc w:val="left"/>
         <w:rPr>
           <w:rFonts w:ascii="Arial" w:eastAsia="Times New Roman" w:hAnsi="Arial" w:cs="Arial"/>
           <w:b/>
@@ -19,26 +133,24 @@
       </w:pPr>
       <w:r>
         <w:rPr>
+          <w:color w:val="C8C8C8"/>
+          <w:sz w:val="16"/>
+        </w:rPr>
+        <w:t>────────────────────────────────────────────────────────────────────────────────</w:t>
+      </w:r>
+    </w:p>
+    <w:p>
+      <w:pPr>
+        <w:pStyle w:val="xmsonormal"/>
+        <w:rPr>
           <w:rFonts w:ascii="Arial" w:eastAsia="Times New Roman" w:hAnsi="Arial" w:cs="Arial"/>
           <w:b/>
           <w:bCs/>
           <w:sz w:val="24"/>
           <w:szCs w:val="24"/>
         </w:rPr>
-        <w:t>Talking Points for SVAC Hearing on Rural Health</w:t>
-      </w:r>
-    </w:p>
-    <w:p>
-      <w:pPr>
-        <w:pStyle w:val="xmsonormal"/>
-        <w:rPr>
-          <w:rFonts w:ascii="Arial" w:eastAsia="Times New Roman" w:hAnsi="Arial" w:cs="Arial"/>
-          <w:b/>
-          <w:bCs/>
-          <w:sz w:val="24"/>
-          <w:szCs w:val="24"/>
-        </w:rPr>
-      </w:pPr>
+      </w:pPr>
+      <w:r/>
     </w:p>
     <w:p>
       <w:pPr>
